--- a/report_assets/Disbursement templates/2899.01.CV Danh muc ho so vay von.docx
+++ b/report_assets/Disbursement templates/2899.01.CV Danh muc ho so vay von.docx
@@ -1012,7 +1012,7 @@
                 <w:sz w:val="26"/>
                 <w:szCs w:val="26"/>
               </w:rPr>
-              <w:t>Hóa đơn chứng từ</w:t>
+              <w:t>[Hóa đơn chứng từ]</w:t>
             </w:r>
           </w:p>
         </w:tc>
